--- a/docs/voc-copilot-submission.docx
+++ b/docs/voc-copilot-submission.docx
@@ -44,55 +44,39 @@
         <w:pStyle w:val="Heading2"/>
       </w:pPr>
       <w:r>
-        <w:t xml:space="preserve">2. 에이전트 — ‘U+VOC voice’</w:t>
-      </w:r>
-    </w:p>
-    <w:p>
-      <w:pPr>
-        <w:pStyle w:val="ListParagraph"/>
-        <w:numPr>
-          <w:ilvl w:val="0"/>
-          <w:numId w:val="2"/>
-        </w:numPr>
-      </w:pPr>
-      <w:r>
-        <w:rPr>
-          <w:b/>
-          <w:bCs/>
-        </w:rPr>
-        <w:t xml:space="preserve">제작 도구</w:t>
-      </w:r>
-      <w:r>
-        <w:t xml:space="preserve">: Microsoft 365 Copilot의 </w:t>
-      </w:r>
-      <w:r>
-        <w:rPr>
-          <w:b/>
-          <w:bCs/>
-        </w:rPr>
-        <w:t xml:space="preserve">에이전트 빌더(선언적 에이전트)</w:t>
-      </w:r>
-      <w:r>
-        <w:t xml:space="preserve"> — Copilot Studio가 아님 (지시문 + 지식 + 추천 프롬프트로 구성, 별도 코드/플로우 없음)</w:t>
-      </w:r>
-    </w:p>
-    <w:p>
-      <w:pPr>
-        <w:pStyle w:val="ListParagraph"/>
-        <w:numPr>
-          <w:ilvl w:val="0"/>
-          <w:numId w:val="2"/>
-        </w:numPr>
-      </w:pPr>
-      <w:r>
-        <w:rPr>
-          <w:b/>
-          <w:bCs/>
-        </w:rPr>
-        <w:t xml:space="preserve">역할</w:t>
-      </w:r>
-      <w:r>
-        <w:t xml:space="preserve">: 흩어진 VOC(상담콜·앱·홈페이지·메일)를 </w:t>
+        <w:t xml:space="preserve">2. 에이전트 — 2종 (M365 Copilot 에이전트 빌더 · 선언적 에이전트)</w:t>
+      </w:r>
+    </w:p>
+    <w:p>
+      <w:pPr>
+        <w:spacing w:after="100"/>
+      </w:pPr>
+      <w:r>
+        <w:rPr>
+          <w:i/>
+          <w:iCs/>
+          <w:color w:val="666666"/>
+        </w:rPr>
+        <w:t xml:space="preserve">두 에이전트 모두 같은 분류 지식을 공유한다. Copilot Studio가 아닌 에이전트 빌더(지시문 + 지식 + 추천 프롬프트)로 제작.</w:t>
+      </w:r>
+    </w:p>
+    <w:p>
+      <w:pPr>
+        <w:pStyle w:val="ListParagraph"/>
+        <w:numPr>
+          <w:ilvl w:val="0"/>
+          <w:numId w:val="2"/>
+        </w:numPr>
+      </w:pPr>
+      <w:r>
+        <w:rPr>
+          <w:b/>
+          <w:bCs/>
+        </w:rPr>
+        <w:t xml:space="preserve">① 분류·분석 에이전트 ‘U+VOC voice’</w:t>
+      </w:r>
+      <w:r>
+        <w:t xml:space="preserve"> — 흩어진 VOC(상담콜·앱·홈페이지·메일)를 </w:t>
       </w:r>
       <w:r>
         <w:rPr>
@@ -102,7 +86,36 @@
         <w:t xml:space="preserve">4개 그룹·22개 표준분류·대응영역</w:t>
       </w:r>
       <w:r>
-        <w:t xml:space="preserve">으로 분류하고, 요약·예상 응대문(고객/문자/담당자 메일)·개선 과제를 생성</w:t>
+        <w:t xml:space="preserve">으로 분류하고 요약·예상 응대문(고객/문자/담당자 메일)·개선 과제를 생성. “사이트용” 요청 시 구조화 JSON 출력</w:t>
+      </w:r>
+    </w:p>
+    <w:p>
+      <w:pPr>
+        <w:pStyle w:val="ListParagraph"/>
+        <w:numPr>
+          <w:ilvl w:val="0"/>
+          <w:numId w:val="2"/>
+        </w:numPr>
+      </w:pPr>
+      <w:r>
+        <w:rPr>
+          <w:b/>
+          <w:bCs/>
+        </w:rPr>
+        <w:t xml:space="preserve">② 고객 셀프 해결 가이드 에이전트 ‘U+VOC 셀프가이드’</w:t>
+      </w:r>
+      <w:r>
+        <w:t xml:space="preserve"> — 같은 분류 지식으로 </w:t>
+      </w:r>
+      <w:r>
+        <w:rPr>
+          <w:b/>
+          <w:bCs/>
+        </w:rPr>
+        <w:t xml:space="preserve">유형별 셀프 해결 단계 + 선제 안내문(이메일·문자)</w:t>
+      </w:r>
+      <w:r>
+        <w:t xml:space="preserve"> 을 생성. 미해결 건만 상담 연결로 정제. (고객이 직접 대화하지 않고, 담당자 검수 후 사이트가 고객에 노출)</w:t>
       </w:r>
     </w:p>
     <w:p>
@@ -121,26 +134,7 @@
         <w:t xml:space="preserve">근거(지식)</w:t>
       </w:r>
       <w:r>
-        <w:t xml:space="preserve">: 분류 기준 문서 + 사내 SharePoint·Teams·메일을 지식으로 연결해 출처 기반 응답</w:t>
-      </w:r>
-    </w:p>
-    <w:p>
-      <w:pPr>
-        <w:pStyle w:val="ListParagraph"/>
-        <w:numPr>
-          <w:ilvl w:val="0"/>
-          <w:numId w:val="2"/>
-        </w:numPr>
-      </w:pPr>
-      <w:r>
-        <w:rPr>
-          <w:b/>
-          <w:bCs/>
-        </w:rPr>
-        <w:t xml:space="preserve">출력</w:t>
-      </w:r>
-      <w:r>
-        <w:t xml:space="preserve">: 사람이 읽는 답변 + “사이트용” 요청 시 구조화 JSON(분류·응대·신호어·레이블·검토필요 등) 출력</w:t>
+        <w:t xml:space="preserve">: 분류 기준 문서 + 사내 SharePoint·Teams·메일·FAQ를 지식으로 연결해 출처 기반 응답</w:t>
       </w:r>
     </w:p>
     <w:p>
@@ -430,31 +424,31 @@
         </w:numPr>
       </w:pPr>
       <w:r>
-        <w:t xml:space="preserve">에이전트: ‘U+VOC voice’ (M365 Copilot 에이전트 빌더 — 공유 링크/계정 추가로 전달)</w:t>
-      </w:r>
-    </w:p>
-    <w:p>
-      <w:pPr>
-        <w:pStyle w:val="ListParagraph"/>
-        <w:numPr>
-          <w:ilvl w:val="0"/>
-          <w:numId w:val="2"/>
-        </w:numPr>
-      </w:pPr>
-      <w:r>
-        <w:t xml:space="preserve">사이트: U+ VOICE (VOC 보드 · VOC 처리 · 인사이트 · Copilot Agent 연동)</w:t>
-      </w:r>
-    </w:p>
-    <w:p>
-      <w:pPr>
-        <w:pStyle w:val="ListParagraph"/>
-        <w:numPr>
-          <w:ilvl w:val="0"/>
-          <w:numId w:val="2"/>
-        </w:numPr>
-      </w:pPr>
-      <w:r>
-        <w:t xml:space="preserve">지식 문서: voc-classification-knowledge.docx (에이전트 Knowledge용 분류 기준)</w:t>
+        <w:t xml:space="preserve">에이전트 2종: ‘U+VOC voice’(분류·분석) · ‘U+VOC 셀프가이드’(고객 셀프 해결) — M365 Copilot 에이전트 빌더, 공유 링크/계정 추가로 전달</w:t>
+      </w:r>
+    </w:p>
+    <w:p>
+      <w:pPr>
+        <w:pStyle w:val="ListParagraph"/>
+        <w:numPr>
+          <w:ilvl w:val="0"/>
+          <w:numId w:val="2"/>
+        </w:numPr>
+      </w:pPr>
+      <w:r>
+        <w:t xml:space="preserve">사이트: U+ VOICE (VOC 보드 · VOC 처리 · 셀프 해결 가이드 · 인사이트 · Copilot Agent 연동)</w:t>
+      </w:r>
+    </w:p>
+    <w:p>
+      <w:pPr>
+        <w:pStyle w:val="ListParagraph"/>
+        <w:numPr>
+          <w:ilvl w:val="0"/>
+          <w:numId w:val="2"/>
+        </w:numPr>
+      </w:pPr>
+      <w:r>
+        <w:t xml:space="preserve">지식·지시문 문서: voc-classification-knowledge.docx(분류 기준) · voc-selfguide-agent.docx(셀프가이드 에이전트 지시문·지식)</w:t>
       </w:r>
     </w:p>
     <w:sectPr>

--- a/docs/voc-copilot-submission.docx
+++ b/docs/voc-copilot-submission.docx
@@ -134,7 +134,17 @@
         <w:t xml:space="preserve">근거(지식)</w:t>
       </w:r>
       <w:r>
-        <w:t xml:space="preserve">: 분류 기준 문서 + 사내 SharePoint·Teams·메일·FAQ를 지식으로 연결해 출처 기반 응답</w:t>
+        <w:t xml:space="preserve">: U+one·홈페이지 </w:t>
+      </w:r>
+      <w:r>
+        <w:rPr>
+          <w:b/>
+          <w:bCs/>
+        </w:rPr>
+        <w:t xml:space="preserve">서비스 이해 문서</w:t>
+      </w:r>
+      <w:r>
+        <w:t xml:space="preserve"> + 분류 기준 문서 + www.uplus.co.kr·사내 SharePoint·Teams·FAQ를 지식으로 연결해 출처 기반 응답(서비스 도메인을 이해해야 VOC를 정확히 분류·응대)</w:t>
       </w:r>
     </w:p>
     <w:p>
@@ -448,7 +458,7 @@
         </w:numPr>
       </w:pPr>
       <w:r>
-        <w:t xml:space="preserve">지식·지시문 문서: voc-classification-knowledge.docx(분류 기준) · voc-selfguide-agent.docx(셀프가이드 에이전트 지시문·지식)</w:t>
+        <w:t xml:space="preserve">지식·지시문 문서: voc-service-knowledge.docx(서비스 이해) · voc-classification-knowledge.docx(분류 기준) · voc-selfguide-agent.docx(셀프가이드 에이전트 지시문·지식)</w:t>
       </w:r>
     </w:p>
     <w:sectPr>

--- a/docs/voc-copilot-submission.docx
+++ b/docs/voc-copilot-submission.docx
@@ -73,7 +73,7 @@
           <w:b/>
           <w:bCs/>
         </w:rPr>
-        <w:t xml:space="preserve">① 분류·분석 에이전트 ‘U+VOC voice’</w:t>
+        <w:t xml:space="preserve">① 분류·분석 에이전트 ‘U+VOC 고객가이드’</w:t>
       </w:r>
       <w:r>
         <w:t xml:space="preserve"> — 흩어진 VOC(상담콜·앱·홈페이지·메일)를 </w:t>
@@ -83,7 +83,7 @@
           <w:b/>
           <w:bCs/>
         </w:rPr>
-        <w:t xml:space="preserve">4개 그룹·22개 표준분류·대응영역</w:t>
+        <w:t xml:space="preserve">6개 그룹·22개 표준분류·대응영역</w:t>
       </w:r>
       <w:r>
         <w:t xml:space="preserve">으로 분류하고 요약·예상 응대문(고객/문자/담당자 메일)·개선 과제를 생성. “사이트용” 요청 시 구조화 JSON 출력</w:t>
@@ -434,7 +434,7 @@
         </w:numPr>
       </w:pPr>
       <w:r>
-        <w:t xml:space="preserve">에이전트 2종: ‘U+VOC voice’(분류·분석) · ‘U+VOC 셀프가이드’(고객 셀프 해결) — M365 Copilot 에이전트 빌더, 공유 링크/계정 추가로 전달</w:t>
+        <w:t xml:space="preserve">에이전트 2종: ‘U+VOC 고객가이드’(분류·분석) · ‘U+VOC 셀프가이드’(고객 셀프 해결) — M365 Copilot 에이전트 빌더, 공유 링크/계정 추가로 전달</w:t>
       </w:r>
     </w:p>
     <w:p>
@@ -458,7 +458,7 @@
         </w:numPr>
       </w:pPr>
       <w:r>
-        <w:t xml:space="preserve">지식·지시문 문서: voc-service-knowledge.docx(서비스 이해) · voc-classification-knowledge.docx(분류 기준) · voc-selfguide-agent.docx(셀프가이드 에이전트 지시문·지식)</w:t>
+        <w:t xml:space="preserve">지식·지시문 문서: voc-service-knowledge.docx(서비스 이해) · voc-classification-knowledge.docx(분류 기준) · voc-learning-examples.docx(골든 예시·신뢰도·분류사유) · voc-classification-agent.docx(고객가이드 지시문) · voc-selfguide-agent.docx(셀프가이드 지시문)</w:t>
       </w:r>
     </w:p>
     <w:sectPr>
